--- a/src/docs/API_Integration.docx
+++ b/src/docs/API_Integration.docx
@@ -63,7 +63,15 @@
       </w:r>
       <w:r>
         <w:br/>
-        <w:t>When user clicks Login button, handleLogin() function runs.</w:t>
+        <w:t xml:space="preserve">When user clicks Login button, </w:t>
+      </w:r>
+      <w:proofErr w:type="gramStart"/>
+      <w:r>
+        <w:t>handleLogin(</w:t>
+      </w:r>
+      <w:proofErr w:type="gramEnd"/>
+      <w:r>
+        <w:t>) function runs.</w:t>
       </w:r>
       <w:r>
         <w:br/>
@@ -159,7 +167,14 @@
       </w:r>
       <w:r>
         <w:br/>
-        <w:t>User name, email, and token are shown on screen.</w:t>
+      </w:r>
+      <w:proofErr w:type="gramStart"/>
+      <w:r>
+        <w:t>User name</w:t>
+      </w:r>
+      <w:proofErr w:type="gramEnd"/>
+      <w:r>
+        <w:t>, email, and token are shown on screen.</w:t>
       </w:r>
       <w:r>
         <w:br/>
@@ -247,7 +262,15 @@
       </w:r>
       <w:r>
         <w:br/>
-        <w:t>All API base URL is stored in one place using axios.create().</w:t>
+        <w:t xml:space="preserve">All API base URL is stored in one place using </w:t>
+      </w:r>
+      <w:proofErr w:type="gramStart"/>
+      <w:r>
+        <w:t>axios.create</w:t>
+      </w:r>
+      <w:proofErr w:type="gramEnd"/>
+      <w:r>
+        <w:t>().</w:t>
       </w:r>
       <w:r>
         <w:br/>
@@ -392,7 +415,15 @@
     </w:p>
     <w:p>
       <w:r>
-        <w:t>API call to get all sites using token.</w:t>
+        <w:t xml:space="preserve">API </w:t>
+      </w:r>
+      <w:proofErr w:type="gramStart"/>
+      <w:r>
+        <w:t>call</w:t>
+      </w:r>
+      <w:proofErr w:type="gramEnd"/>
+      <w:r>
+        <w:t xml:space="preserve"> to get all sites using token.</w:t>
       </w:r>
     </w:p>
     <w:p/>
@@ -553,8 +584,21 @@
       </w:r>
     </w:p>
     <w:p>
-      <w:r>
-        <w:t>Clears localStorage and redirects to login.</w:t>
+      <w:proofErr w:type="gramStart"/>
+      <w:r>
+        <w:t>Clears</w:t>
+      </w:r>
+      <w:proofErr w:type="gramEnd"/>
+      <w:r>
+        <w:t xml:space="preserve"> localStorage and </w:t>
+      </w:r>
+      <w:proofErr w:type="gramStart"/>
+      <w:r>
+        <w:t>redirects</w:t>
+      </w:r>
+      <w:proofErr w:type="gramEnd"/>
+      <w:r>
+        <w:t xml:space="preserve"> to login.</w:t>
       </w:r>
     </w:p>
     <w:p/>
@@ -803,7 +847,23 @@
     </w:p>
     <w:p>
       <w:r>
-        <w:t>After add/update, site list is refreshed automatically.</w:t>
+        <w:t xml:space="preserve">After </w:t>
+      </w:r>
+      <w:proofErr w:type="gramStart"/>
+      <w:r>
+        <w:t>add</w:t>
+      </w:r>
+      <w:proofErr w:type="gramEnd"/>
+      <w:r>
+        <w:t>/</w:t>
+      </w:r>
+      <w:proofErr w:type="gramStart"/>
+      <w:r>
+        <w:t>update</w:t>
+      </w:r>
+      <w:proofErr w:type="gramEnd"/>
+      <w:r>
+        <w:t>, site list is refreshed automatically.</w:t>
       </w:r>
     </w:p>
     <w:p/>
@@ -1028,6 +1088,259 @@
           </wp:inline>
         </w:drawing>
       </w:r>
+    </w:p>
+    <w:p>
+      <w:pPr>
+        <w:rPr>
+          <w:lang w:val="en-IN"/>
+        </w:rPr>
+      </w:pPr>
+    </w:p>
+    <w:p>
+      <w:r>
+        <w:rPr>
+          <w:b/>
+        </w:rPr>
+        <w:t>Date: 22 April 2026</w:t>
+      </w:r>
+    </w:p>
+    <w:p>
+      <w:pPr>
+        <w:pStyle w:val="Heading1"/>
+      </w:pPr>
+      <w:r>
+        <w:t>Task Overview</w:t>
+      </w:r>
+    </w:p>
+    <w:p>
+      <w:r>
+        <w:t>Today, I worked on implementing and enhancing the frontend functionality of the Fuel Management Application using React JS.</w:t>
+      </w:r>
+    </w:p>
+    <w:p>
+      <w:pPr>
+        <w:pStyle w:val="Heading1"/>
+      </w:pPr>
+      <w:r>
+        <w:lastRenderedPageBreak/>
+        <w:t>Step-by-Step Implementation</w:t>
+      </w:r>
+    </w:p>
+    <w:p>
+      <w:r>
+        <w:rPr>
+          <w:b/>
+          <w:bCs/>
+        </w:rPr>
+        <w:t>1. Login Functionality:</w:t>
+      </w:r>
+      <w:r>
+        <w:br/>
+        <w:t>Successfully implemented login functionality. Upon entering valid credentials, the user is authenticated and redirected to the Home Page.</w:t>
+      </w:r>
+    </w:p>
+    <w:p>
+      <w:r>
+        <w:rPr>
+          <w:b/>
+          <w:bCs/>
+        </w:rPr>
+        <w:t>2. Home Page Navigation:</w:t>
+      </w:r>
+      <w:r>
+        <w:br/>
+        <w:t>After login, the Home Page is displayed with a Sidebar and Topbar layout.</w:t>
+      </w:r>
+    </w:p>
+    <w:p>
+      <w:r>
+        <w:rPr>
+          <w:b/>
+          <w:bCs/>
+        </w:rPr>
+        <w:t>3. Sidebar Integration:</w:t>
+      </w:r>
+      <w:r>
+        <w:br/>
+        <w:t>Configured Sidebar with multiple options. When 'Manage Outlet' is clicked, the corresponding outlet data is displayed on the right side.</w:t>
+      </w:r>
+    </w:p>
+    <w:p>
+      <w:r>
+        <w:rPr>
+          <w:b/>
+          <w:bCs/>
+        </w:rPr>
+        <w:t>4. Displaying Site Details:</w:t>
+      </w:r>
+      <w:r>
+        <w:br/>
+        <w:t>Implemented Outlet List component to fetch and display site details from API.</w:t>
+      </w:r>
+    </w:p>
+    <w:p>
+      <w:r>
+        <w:rPr>
+          <w:b/>
+          <w:bCs/>
+        </w:rPr>
+        <w:t>5. Pagination:</w:t>
+      </w:r>
+      <w:r>
+        <w:br/>
+        <w:t>Configured pagination to display only 5 records per page. Users can navigate between pages to view additional records.</w:t>
+      </w:r>
+    </w:p>
+    <w:p>
+      <w:r>
+        <w:rPr>
+          <w:b/>
+          <w:bCs/>
+        </w:rPr>
+        <w:t>6. CRUD Operations:</w:t>
+      </w:r>
+      <w:r>
+        <w:br/>
+        <w:t>- Create: Added functionality to create new outlet records.</w:t>
+      </w:r>
+      <w:r>
+        <w:br/>
+        <w:t>- Read: Displayed outlet details in a structured table.</w:t>
+      </w:r>
+      <w:r>
+        <w:br/>
+        <w:t>- Update: Enabled editing of existing outlet details.</w:t>
+      </w:r>
+      <w:r>
+        <w:br/>
+        <w:t>- Delete: Implemented delete functionality with confirmation.</w:t>
+      </w:r>
+    </w:p>
+    <w:p>
+      <w:r>
+        <w:rPr>
+          <w:b/>
+          <w:bCs/>
+        </w:rPr>
+        <w:t>7. UI Enhancements:</w:t>
+      </w:r>
+      <w:r>
+        <w:br/>
+        <w:t>Ensured proper layout alignment, responsive design, and clean UI for better user experience.</w:t>
+      </w:r>
+    </w:p>
+    <w:p/>
+    <w:p>
+      <w:pPr>
+        <w:pStyle w:val="Heading1"/>
+      </w:pPr>
+      <w:r>
+        <w:lastRenderedPageBreak/>
+        <w:t>Project Output</w:t>
+      </w:r>
+    </w:p>
+    <w:p>
+      <w:pPr>
+        <w:rPr>
+          <w:lang w:val="en-IN"/>
+        </w:rPr>
+      </w:pPr>
+      <w:r>
+        <w:rPr>
+          <w:noProof/>
+          <w:lang w:val="en-IN"/>
+        </w:rPr>
+        <w:drawing>
+          <wp:inline distT="0" distB="0" distL="0" distR="0" wp14:anchorId="04BF92EA" wp14:editId="4473DDEB">
+            <wp:extent cx="5486400" cy="2548255"/>
+            <wp:effectExtent l="0" t="0" r="0" b="4445"/>
+            <wp:docPr id="273431431" name="Picture 1"/>
+            <wp:cNvGraphicFramePr>
+              <a:graphicFrameLocks xmlns:a="http://schemas.openxmlformats.org/drawingml/2006/main" noChangeAspect="1"/>
+            </wp:cNvGraphicFramePr>
+            <a:graphic xmlns:a="http://schemas.openxmlformats.org/drawingml/2006/main">
+              <a:graphicData uri="http://schemas.openxmlformats.org/drawingml/2006/picture">
+                <pic:pic xmlns:pic="http://schemas.openxmlformats.org/drawingml/2006/picture">
+                  <pic:nvPicPr>
+                    <pic:cNvPr id="273431431" name=""/>
+                    <pic:cNvPicPr/>
+                  </pic:nvPicPr>
+                  <pic:blipFill>
+                    <a:blip r:embed="rId9"/>
+                    <a:stretch>
+                      <a:fillRect/>
+                    </a:stretch>
+                  </pic:blipFill>
+                  <pic:spPr>
+                    <a:xfrm>
+                      <a:off x="0" y="0"/>
+                      <a:ext cx="5486400" cy="2548255"/>
+                    </a:xfrm>
+                    <a:prstGeom prst="rect">
+                      <a:avLst/>
+                    </a:prstGeom>
+                  </pic:spPr>
+                </pic:pic>
+              </a:graphicData>
+            </a:graphic>
+          </wp:inline>
+        </w:drawing>
+      </w:r>
+    </w:p>
+    <w:p>
+      <w:pPr>
+        <w:rPr>
+          <w:lang w:val="en-IN"/>
+        </w:rPr>
+      </w:pPr>
+      <w:r>
+        <w:rPr>
+          <w:noProof/>
+          <w:lang w:val="en-IN"/>
+        </w:rPr>
+        <w:drawing>
+          <wp:inline distT="0" distB="0" distL="0" distR="0" wp14:anchorId="2C156214" wp14:editId="4B606DB6">
+            <wp:extent cx="5486400" cy="2734945"/>
+            <wp:effectExtent l="0" t="0" r="0" b="8255"/>
+            <wp:docPr id="56669438" name="Picture 1"/>
+            <wp:cNvGraphicFramePr>
+              <a:graphicFrameLocks xmlns:a="http://schemas.openxmlformats.org/drawingml/2006/main" noChangeAspect="1"/>
+            </wp:cNvGraphicFramePr>
+            <a:graphic xmlns:a="http://schemas.openxmlformats.org/drawingml/2006/main">
+              <a:graphicData uri="http://schemas.openxmlformats.org/drawingml/2006/picture">
+                <pic:pic xmlns:pic="http://schemas.openxmlformats.org/drawingml/2006/picture">
+                  <pic:nvPicPr>
+                    <pic:cNvPr id="56669438" name=""/>
+                    <pic:cNvPicPr/>
+                  </pic:nvPicPr>
+                  <pic:blipFill>
+                    <a:blip r:embed="rId10"/>
+                    <a:stretch>
+                      <a:fillRect/>
+                    </a:stretch>
+                  </pic:blipFill>
+                  <pic:spPr>
+                    <a:xfrm>
+                      <a:off x="0" y="0"/>
+                      <a:ext cx="5486400" cy="2734945"/>
+                    </a:xfrm>
+                    <a:prstGeom prst="rect">
+                      <a:avLst/>
+                    </a:prstGeom>
+                  </pic:spPr>
+                </pic:pic>
+              </a:graphicData>
+            </a:graphic>
+          </wp:inline>
+        </w:drawing>
+      </w:r>
+    </w:p>
+    <w:p>
+      <w:pPr>
+        <w:rPr>
+          <w:lang w:val="en-IN"/>
+        </w:rPr>
+      </w:pPr>
     </w:p>
     <w:sectPr>
       <w:pgSz w:w="12240" w:h="15840"/>
